--- a/tillsyn/A 35336-2026 tillsynsbegäran.docx
+++ b/tillsyn/A 35336-2026 tillsynsbegäran.docx
@@ -276,7 +276,7 @@
     <w:r>
       <w:tab/>
       <w:tab/>
-      <w:t>2026-08-28</w:t>
+      <w:t>2026-08-29</w:t>
       <w:br/>
       <w:br/>
     </w:r>

--- a/tillsyn/A 35336-2026 tillsynsbegäran.docx
+++ b/tillsyn/A 35336-2026 tillsynsbegäran.docx
@@ -276,7 +276,7 @@
     <w:r>
       <w:tab/>
       <w:tab/>
-      <w:t>2026-08-29</w:t>
+      <w:t>2026-08-31</w:t>
       <w:br/>
       <w:br/>
     </w:r>

--- a/tillsyn/A 35336-2026 tillsynsbegäran.docx
+++ b/tillsyn/A 35336-2026 tillsynsbegäran.docx
@@ -276,7 +276,7 @@
     <w:r>
       <w:tab/>
       <w:tab/>
-      <w:t>2026-08-31</w:t>
+      <w:t>2026-09-01</w:t>
       <w:br/>
       <w:br/>
     </w:r>

--- a/tillsyn/A 35336-2026 tillsynsbegäran.docx
+++ b/tillsyn/A 35336-2026 tillsynsbegäran.docx
@@ -276,7 +276,7 @@
     <w:r>
       <w:tab/>
       <w:tab/>
-      <w:t>2026-09-01</w:t>
+      <w:t>2026-09-02</w:t>
       <w:br/>
       <w:br/>
     </w:r>

--- a/tillsyn/A 35336-2026 tillsynsbegäran.docx
+++ b/tillsyn/A 35336-2026 tillsynsbegäran.docx
@@ -276,7 +276,7 @@
     <w:r>
       <w:tab/>
       <w:tab/>
-      <w:t>2026-09-02</w:t>
+      <w:t>2026-09-03</w:t>
       <w:br/>
       <w:br/>
     </w:r>

--- a/tillsyn/A 35336-2026 tillsynsbegäran.docx
+++ b/tillsyn/A 35336-2026 tillsynsbegäran.docx
@@ -276,7 +276,7 @@
     <w:r>
       <w:tab/>
       <w:tab/>
-      <w:t>2026-09-03</w:t>
+      <w:t>2026-09-04</w:t>
       <w:br/>
       <w:br/>
     </w:r>

--- a/tillsyn/A 35336-2026 tillsynsbegäran.docx
+++ b/tillsyn/A 35336-2026 tillsynsbegäran.docx
@@ -276,7 +276,7 @@
     <w:r>
       <w:tab/>
       <w:tab/>
-      <w:t>2026-09-04</w:t>
+      <w:t>2026-09-05</w:t>
       <w:br/>
       <w:br/>
     </w:r>

--- a/tillsyn/A 35336-2026 tillsynsbegäran.docx
+++ b/tillsyn/A 35336-2026 tillsynsbegäran.docx
@@ -276,7 +276,7 @@
     <w:r>
       <w:tab/>
       <w:tab/>
-      <w:t>2026-09-05</w:t>
+      <w:t>2026-09-06</w:t>
       <w:br/>
       <w:br/>
     </w:r>

--- a/tillsyn/A 35336-2026 tillsynsbegäran.docx
+++ b/tillsyn/A 35336-2026 tillsynsbegäran.docx
@@ -276,7 +276,7 @@
     <w:r>
       <w:tab/>
       <w:tab/>
-      <w:t>2026-09-06</w:t>
+      <w:t>2026-09-07</w:t>
       <w:br/>
       <w:br/>
     </w:r>

--- a/tillsyn/A 35336-2026 tillsynsbegäran.docx
+++ b/tillsyn/A 35336-2026 tillsynsbegäran.docx
@@ -276,7 +276,7 @@
     <w:r>
       <w:tab/>
       <w:tab/>
-      <w:t>2026-09-07</w:t>
+      <w:t>2026-09-08</w:t>
       <w:br/>
       <w:br/>
     </w:r>

--- a/tillsyn/A 35336-2026 tillsynsbegäran.docx
+++ b/tillsyn/A 35336-2026 tillsynsbegäran.docx
@@ -276,7 +276,7 @@
     <w:r>
       <w:tab/>
       <w:tab/>
-      <w:t>2026-09-08</w:t>
+      <w:t>2026-09-09</w:t>
       <w:br/>
       <w:br/>
     </w:r>

--- a/tillsyn/A 35336-2026 tillsynsbegäran.docx
+++ b/tillsyn/A 35336-2026 tillsynsbegäran.docx
@@ -276,7 +276,7 @@
     <w:r>
       <w:tab/>
       <w:tab/>
-      <w:t>2026-09-09</w:t>
+      <w:t>2026-09-10</w:t>
       <w:br/>
       <w:br/>
     </w:r>

--- a/tillsyn/A 35336-2026 tillsynsbegäran.docx
+++ b/tillsyn/A 35336-2026 tillsynsbegäran.docx
@@ -276,7 +276,7 @@
     <w:r>
       <w:tab/>
       <w:tab/>
-      <w:t>2026-09-10</w:t>
+      <w:t>2026-09-11</w:t>
       <w:br/>
       <w:br/>
     </w:r>

--- a/tillsyn/A 35336-2026 tillsynsbegäran.docx
+++ b/tillsyn/A 35336-2026 tillsynsbegäran.docx
@@ -276,7 +276,7 @@
     <w:r>
       <w:tab/>
       <w:tab/>
-      <w:t>2026-09-11</w:t>
+      <w:t>2026-09-12</w:t>
       <w:br/>
       <w:br/>
     </w:r>
